--- a/Dax/Top10_DAX_PowerBI_Interview.docx
+++ b/Dax/Top10_DAX_PowerBI_Interview.docx
@@ -3025,6 +3025,52 @@
               <w:right w:w="200" w:type="dxa"/>
             </w:tcMar>
           </w:tcPr>
+          <w:p>
+            <w:pPr>
+              <w:ind w:left="280"/>
+              <w:rPr>
+                <w:rFonts w:ascii="Courier New" w:eastAsia="Courier New" w:hAnsi="Courier New" w:cs="Courier New"/>
+                <w:color w:val="1A1A2E"/>
+                <w:sz w:val="18"/>
+                <w:szCs w:val="18"/>
+              </w:rPr>
+            </w:pPr>
+          </w:p>
+          <w:p>
+            <w:pPr>
+              <w:ind w:left="280"/>
+              <w:rPr>
+                <w:rFonts w:ascii="Courier New" w:eastAsia="Courier New" w:hAnsi="Courier New" w:cs="Courier New"/>
+                <w:color w:val="1A1A2E"/>
+                <w:sz w:val="18"/>
+                <w:szCs w:val="18"/>
+              </w:rPr>
+            </w:pPr>
+            <w:r>
+              <w:rPr>
+                <w:rFonts w:ascii="Courier New" w:eastAsia="Courier New" w:hAnsi="Courier New" w:cs="Courier New"/>
+                <w:i/>
+                <w:iCs/>
+                <w:color w:val="3A7C22" w:themeColor="accent6" w:themeShade="BF"/>
+                <w:sz w:val="16"/>
+                <w:szCs w:val="16"/>
+              </w:rPr>
+              <w:t xml:space="preserve"># </w:t>
+            </w:r>
+            <w:r>
+              <w:rPr>
+                <w:rFonts w:ascii="Courier New" w:eastAsia="Courier New" w:hAnsi="Courier New" w:cs="Courier New"/>
+                <w:b/>
+                <w:bCs/>
+                <w:i/>
+                <w:iCs/>
+                <w:color w:val="3A7C22" w:themeColor="accent6" w:themeShade="BF"/>
+                <w:sz w:val="16"/>
+                <w:szCs w:val="16"/>
+              </w:rPr>
+              <w:t>Iteration function for Calculated columns mostly</w:t>
+            </w:r>
+          </w:p>
           <w:p>
             <w:pPr>
               <w:ind w:left="280"/>
